--- a/library/intune-solutions/endpoint-security-baselines/v1.0.0/deliverables/ESB-Solution.docx
+++ b/library/intune-solutions/endpoint-security-baselines/v1.0.0/deliverables/ESB-Solution.docx
@@ -15,32 +15,6 @@
       <w:r>
         <w:rPr>
           <w:b/>
-          <w:color w:val="1F3A5F"/>
-          <w:sz w:val="52"/>
-        </w:rPr>
-        <w:t>PHOENIXTEKK</w:t>
-      </w:r>
-    </w:p>
-    <w:p>
-      <w:pPr>
-        <w:jc w:val="center"/>
-      </w:pPr>
-      <w:r>
-        <w:rPr>
-          <w:color w:val="2E86C1"/>
-          <w:sz w:val="24"/>
-        </w:rPr>
-        <w:t>Workplace Marketplace · Intune Solutions</w:t>
-      </w:r>
-    </w:p>
-    <w:p/>
-    <w:p>
-      <w:pPr>
-        <w:jc w:val="center"/>
-      </w:pPr>
-      <w:r>
-        <w:rPr>
-          <w:b/>
           <w:sz w:val="40"/>
         </w:rPr>
         <w:t>Endpoint Security Baselines</w:t>
@@ -75,8 +49,6 @@
           <w:sz w:val="20"/>
         </w:rPr>
         <w:t>Version 1.0.0    ·    2026-06-13</w:t>
-        <w:br/>
-        <w:t>Phoenixtekk · workplace.phoenixtekk.com</w:t>
       </w:r>
     </w:p>
     <w:p>
@@ -119,7 +91,7 @@
         <w:rPr>
           <w:b/>
         </w:rPr>
-        <w:t>Phoenixtekk Workplace Marketplace · Intune Solutions</w:t>
+        <w:t>White-label · Intune Solutions</w:t>
       </w:r>
     </w:p>
     <w:p>
@@ -303,7 +275,7 @@
         <w:pStyle w:val="Heading2"/>
       </w:pPr>
       <w:r>
-        <w:t>The Phoenixtekk deployment model</w:t>
+        <w:t>The standard deployment model</w:t>
       </w:r>
     </w:p>
     <w:p>
@@ -627,7 +599,7 @@
         <w:pStyle w:val="Heading2"/>
       </w:pPr>
       <w:r>
-        <w:t>The standard Phoenixtekk deployment model</w:t>
+        <w:t>The standard deployment model</w:t>
       </w:r>
     </w:p>
     <w:p>
@@ -639,7 +611,7 @@
           <w:i/>
           <w:color w:val="2E86C1"/>
         </w:rPr>
-        <w:t>Pick the latest baseline version → create a profile → review/adjust → assign to a pilot → resolve conflicts → expand → keep current. Phoenixtekk pattern: Assess → Configure → Pilot → Validate → Expand.</w:t>
+        <w:t>Pick the latest baseline version → create a profile → review/adjust → assign to a pilot → resolve conflicts → expand → keep current. repeatable pattern: Assess → Configure → Pilot → Validate → Expand.</w:t>
       </w:r>
     </w:p>
     <w:p>
@@ -841,9 +813,10 @@
       </w:r>
       <w:r>
         <w:rPr>
-          <w:b/>
+          <w:rFonts w:ascii="Consolas" w:hAnsi="Consolas"/>
+          <w:sz w:val="19"/>
         </w:rPr>
-        <w:t>`ESB-Discovery.ps1`</w:t>
+        <w:t>ESB-Discovery.ps1</w:t>
       </w:r>
       <w:r>
         <w:t xml:space="preserve"> for the current posture. </w:t>
@@ -914,9 +887,10 @@
       </w:r>
       <w:r>
         <w:rPr>
-          <w:b/>
+          <w:rFonts w:ascii="Consolas" w:hAnsi="Consolas"/>
+          <w:sz w:val="19"/>
         </w:rPr>
-        <w:t>`ESB-ConflictCheck.ps1`</w:t>
+        <w:t>ESB-ConflictCheck.ps1</w:t>
       </w:r>
       <w:r>
         <w:t xml:space="preserve"> after assignment. </w:t>
@@ -1147,7 +1121,7 @@
         <w:t>every</w:t>
       </w:r>
       <w:r>
-        <w:t xml:space="preserve"> Phoenixtekk solution in the </w:t>
+        <w:t xml:space="preserve"> solution in the </w:t>
       </w:r>
       <w:r>
         <w:rPr>
@@ -1457,7 +1431,7 @@
         <w:t>Why:</w:t>
       </w:r>
       <w:r>
-        <w:t xml:space="preserve"> Every Phoenixtekk solution is piloted before fleet rollout. </w:t>
+        <w:t xml:space="preserve"> Every solution is piloted before fleet rollout. </w:t>
       </w:r>
       <w:r>
         <w:rPr>
@@ -1655,7 +1629,7 @@
         <w:rPr>
           <w:b/>
         </w:rPr>
-        <w:t>The Phoenixtekk deployment model (all solutions):</w:t>
+        <w:t>The standard deployment model (all solutions):</w:t>
       </w:r>
       <w:r>
         <w:t xml:space="preserve"> </w:t>
@@ -2067,9 +2041,10 @@
       </w:r>
       <w:r>
         <w:rPr>
-          <w:b/>
+          <w:rFonts w:ascii="Consolas" w:hAnsi="Consolas"/>
+          <w:sz w:val="19"/>
         </w:rPr>
-        <w:t>`ESB-ConflictCheck.ps1`</w:t>
+        <w:t>ESB-ConflictCheck.ps1</w:t>
       </w:r>
       <w:r>
         <w:t xml:space="preserve"> to list overlapping policies; make one policy authoritative per setting.</w:t>
@@ -2092,9 +2067,10 @@
       </w:r>
       <w:r>
         <w:rPr>
-          <w:b/>
+          <w:rFonts w:ascii="Consolas" w:hAnsi="Consolas"/>
+          <w:sz w:val="19"/>
         </w:rPr>
-        <w:t>`ESB-Validation.ps1`</w:t>
+        <w:t>ESB-Validation.ps1</w:t>
       </w:r>
       <w:r>
         <w:t xml:space="preserve"> → confirms representative baseline settings applied.</w:t>
@@ -2109,9 +2085,10 @@
       </w:r>
       <w:r>
         <w:rPr>
-          <w:b/>
+          <w:rFonts w:ascii="Consolas" w:hAnsi="Consolas"/>
+          <w:sz w:val="19"/>
         </w:rPr>
-        <w:t>`ESB-TenantReport.ps1`</w:t>
+        <w:t>ESB-TenantReport.ps1</w:t>
       </w:r>
       <w:r>
         <w:t xml:space="preserve"> → confirms assignment + per-setting success across the pilot. Complete the </w:t>
@@ -2186,18 +2163,20 @@
       </w:r>
       <w:r>
         <w:rPr>
-          <w:b/>
+          <w:rFonts w:ascii="Consolas" w:hAnsi="Consolas"/>
+          <w:sz w:val="19"/>
         </w:rPr>
-        <w:t>`ESB-Validation.ps1`</w:t>
+        <w:t>ESB-Validation.ps1</w:t>
       </w:r>
       <w:r>
         <w:t xml:space="preserve"> / </w:t>
       </w:r>
       <w:r>
         <w:rPr>
-          <w:b/>
+          <w:rFonts w:ascii="Consolas" w:hAnsi="Consolas"/>
+          <w:sz w:val="19"/>
         </w:rPr>
-        <w:t>`ESB-TenantReport.ps1`</w:t>
+        <w:t>ESB-TenantReport.ps1</w:t>
       </w:r>
       <w:r>
         <w:t>.</w:t>
@@ -2527,9 +2506,10 @@
       </w:r>
       <w:r>
         <w:rPr>
-          <w:b/>
+          <w:rFonts w:ascii="Consolas" w:hAnsi="Consolas"/>
+          <w:sz w:val="19"/>
         </w:rPr>
-        <w:t>`ESB-TenantReport.ps1`</w:t>
+        <w:t>ESB-TenantReport.ps1</w:t>
       </w:r>
       <w:r>
         <w:t xml:space="preserve">. </w:t>
@@ -2660,36 +2640,40 @@
       </w:r>
       <w:r>
         <w:rPr>
-          <w:b/>
+          <w:rFonts w:ascii="Consolas" w:hAnsi="Consolas"/>
+          <w:sz w:val="19"/>
         </w:rPr>
-        <w:t>`ESB-Validation.ps1`</w:t>
+        <w:t>ESB-Validation.ps1</w:t>
       </w:r>
       <w:r>
         <w:t xml:space="preserve"> / </w:t>
       </w:r>
       <w:r>
         <w:rPr>
-          <w:b/>
+          <w:rFonts w:ascii="Consolas" w:hAnsi="Consolas"/>
+          <w:sz w:val="19"/>
         </w:rPr>
-        <w:t>`ESB-Discovery.ps1`</w:t>
+        <w:t>ESB-Discovery.ps1</w:t>
       </w:r>
       <w:r>
         <w:t xml:space="preserve"> for device posture and </w:t>
       </w:r>
       <w:r>
         <w:rPr>
-          <w:b/>
+          <w:rFonts w:ascii="Consolas" w:hAnsi="Consolas"/>
+          <w:sz w:val="19"/>
         </w:rPr>
-        <w:t>`ESB-ConflictCheck.ps1`</w:t>
+        <w:t>ESB-ConflictCheck.ps1</w:t>
       </w:r>
       <w:r>
         <w:t xml:space="preserve"> for overlaps, </w:t>
       </w:r>
       <w:r>
         <w:rPr>
-          <w:b/>
+          <w:rFonts w:ascii="Consolas" w:hAnsi="Consolas"/>
+          <w:sz w:val="19"/>
         </w:rPr>
-        <w:t>`ESB-Remediation.ps1`</w:t>
+        <w:t>ESB-Remediation.ps1</w:t>
       </w:r>
       <w:r>
         <w:t xml:space="preserve"> to force a sync.</w:t>
@@ -3767,7 +3751,7 @@
         <w:pStyle w:val="ListBullet"/>
       </w:pPr>
       <w:r>
-        <w:t xml:space="preserve">A repeatable process following the Phoenixtekk model: </w:t>
+        <w:t xml:space="preserve">A repeatable process following the repeatable model: </w:t>
       </w:r>
       <w:r>
         <w:rPr>
